--- a/Files/04 - Bamidbar/10 - Matos-Maasei/5783/Matos-Maasei 5783.docx
+++ b/Files/04 - Bamidbar/10 - Matos-Maasei/5783/Matos-Maasei 5783.docx
@@ -570,7 +570,7 @@
           <w:rFonts w:ascii="Times New Roman" w:hAnsi="Times New Roman" w:cs="Times New Roman"/>
           <w:rtl/>
         </w:rPr>
-        <w:t>"</w:t>
+        <w:t>״</w:t>
       </w:r>
       <w:r>
         <w:rPr>
@@ -1218,7 +1218,7 @@
           <w:rFonts w:ascii="Times New Roman" w:hAnsi="Times New Roman" w:cs="Times New Roman"/>
           <w:rtl/>
         </w:rPr>
-        <w:t>"</w:t>
+        <w:t>״</w:t>
       </w:r>
       <w:r>
         <w:rPr>
